--- a/example_articles/countries/Mexico/3.countries_Mexico_New_York_Times.docx
+++ b/example_articles/countries/Mexico/3.countries_Mexico_New_York_Times.docx
@@ -27,17 +27,17 @@
     </w:p>
     <w:p>
       <w:r>
-        <w:t>Source File: NYT/37.DOCX</w:t>
+        <w:t>Source file: NYT/37.DOCX</w:t>
       </w:r>
     </w:p>
     <w:p>
       <w:r>
-        <w:t>Raw locations result: ['Mexico']</w:t>
+        <w:t>Raw locations result, 'locations': ['Mexico']</w:t>
       </w:r>
     </w:p>
     <w:p>
       <w:r>
-        <w:t>countries_stand_flat (Standardized): Mexico</w:t>
+        <w:t>Standardized locations result, 'countries_stand_flat': Mexico</w:t>
       </w:r>
     </w:p>
     <w:p>

--- a/example_articles/countries/Mexico/3.countries_Mexico_New_York_Times.docx
+++ b/example_articles/countries/Mexico/3.countries_Mexico_New_York_Times.docx
@@ -7,7 +7,9 @@
         <w:pStyle w:val="Heading1"/>
       </w:pPr>
       <w:r>
-        <w:t>$20 Million Given to Harvard Medical School</w:t>
+        <w:t>THE WORLD: Urger to Splurge;</w:t>
+        <w:br/>
+        <w:t>Mexico's Hunger for U.S. Goods Is Helping to Sell the Trade Pact</w:t>
       </w:r>
     </w:p>
     <w:p>
@@ -17,22 +19,22 @@
     </w:p>
     <w:p>
       <w:r>
-        <w:t>Date: 1993-04-18</w:t>
+        <w:t>Date: 1993-11-07</w:t>
       </w:r>
     </w:p>
     <w:p>
       <w:r>
-        <w:t>Section: Section 1;; Section 1; Page 29; Column 1; National Desk; Column 1;</w:t>
+        <w:t>Section: Section 4;; Section 4; Page 1; Column 3; Week In Review Desk; Column 3;</w:t>
       </w:r>
     </w:p>
     <w:p>
       <w:r>
-        <w:t>Source file: NYT/37.DOCX</w:t>
+        <w:t>Source file: NYT/51.DOCX</w:t>
       </w:r>
     </w:p>
     <w:p>
       <w:r>
-        <w:t>Raw locations result, 'locations': ['Mexico']</w:t>
+        <w:t>Raw locations result, 'locations': ['Mexico (country)']</w:t>
       </w:r>
     </w:p>
     <w:p>
@@ -49,49 +51,75 @@
     </w:p>
     <w:p>
       <w:r>
-        <w:t>Warren Alpert, a poor boy who made a fortune in the petroleum and food-products business, has given $20 million to Harvard Medical School, the largest gift in its 200-year history.</w:t>
+        <w:t>PITCHMEN for the North American Free Trade Agreement always focus on the consumer paradise presented by Mexico's young and growing population: 85 million people, more than half of them under 25 years old, with slowly rising wages but a seemingly insatiable appetite for things made in the U.S.A.</w:t>
         <w:br/>
-        <w:t>The Alpert gift is for the school's research building, opened last year, which houses the laboratories of the departments of genetics, neurobiology and pathology and the Center for Blood Research. The building will be named for him.</w:t>
+        <w:t>In fact, trade with Mexico already is big business. Mexico imports more than $42 billion in goods and services from the United States, more than three times what it was in 1986, when the Government began lowering tariffs on imports so that some American goods could compete with their less desirable Mexican imitations. Treasury Secretary Lloyd Bentsen, an old Mexico hand, says that with Nafta, trade with Mexico will grow by another $10 billion in three years.</w:t>
         <w:br/>
-        <w:t>"I want cures, cures for Alzheimer's disease, cancer, AIDS," said Mr. Alpert, 71, who added that he chose Harvard Medical School in Boston because he thought it the most likely to be successful in fighting the diseases.</w:t>
+        <w:t>No doubt the argument that Mexico offers vast trade opportunities will be made Tuesday night as Vice President Al Gore presents the Clinton Administration's case for the accord in a televised debate with Ross Perot, Nafta's chief critic. President Clinton, who last week escalated his campaign for approval of the agreement in the face of its discouraging prospects in a scheduled vote in the House a week from Wednesday, is working hard to convince Congress that rising trade with Mexico will more than make up for the American jobs that could be lost because of lower wages south of the border.</w:t>
         <w:br/>
-        <w:t>Sentiment also played a role: He likes to recall that he grew up across the harbor in a working-class neighborhood in Chelsea, Mass., and lived at 90 Orange Street in a frame house that has since been razed.</w:t>
+        <w:t>For those already involved in the Mexican market, the demand for American products is obvious. Mexicans spent $450 per capita on American goods in 1992, more than consumers in Japan or European countries. The Marlboro man still gallops headlong across television screens here. Wal-Mart recently opened a megacenter in a working-class neighborhood in Mexico City, and J.C. Penney and Kmart will be here soon too. Compact disks can now be bought at Tower Records, mufflers can be replaced at Midas and, at select supermarkets, shoppers can take advantage of promotions offering a stack of fresh corn tortillas free with the purchase of Hostess hamburger rolls.</w:t>
+        <w:br/>
+        <w:t>But although more than 70 percent of everything Mexico imports comes from the United States, not everything American sells. And there is evidence that Mexican consumers could turn fickle once the novelty of widely available American goods wears off. More problematic for American exporters, traditional market research has rarely been able to crack the intricacies of Mexico, where much income is unreported and households routinely cover several generations.</w:t>
+        <w:br/>
+        <w:t>"Even the best statistician would have the hardest time here," said Juan Suberville, general director of two Kmart stores set to open on Mexico City's outskirts next spring. "Mostly, you work on gut feelings."</w:t>
+        <w:br/>
+        <w:t>Taco Bell found out the hard way. Intent on grabbing a niche in Mexico, the Pepsico subsidiary conducted market research that suggested that its fast-food expertise and consistent product could overcome the coals-to-Newcastle disadvantages of trying to sell American tacos here. It opened a stand in a Mexico City parking lot last year and planned 25 more in a year.</w:t>
         <w:br/>
         <w:t xml:space="preserve"> </w:t>
         <w:br/>
-        <w:t>Always in a Hurry</w:t>
+        <w:t>Opening the Doors</w:t>
         <w:br/>
-        <w:t xml:space="preserve"> Mr. Alpert's mother had Alzheimer's and her last years were spent in a nursing home. Her photograph hangs in a place of honor in his New York office, a picture of a dignified, and somewhat stern woman with a firm chin and a no-nonsense look about her. The family resemblance is marked.</w:t>
+        <w:t xml:space="preserve"> But only three others ever opened, and none is a runaway success. Company officials say their mistake was to focus too much on Mexican manners, changing their menu and style to be more authentically Mexican. It turned out that what Mexicans wanted was authentically American tacos served in a clean restaurant away from traffic fumes.</w:t>
         <w:br/>
-        <w:t>At 13, Mr. Alpert became an entrepreneur, helping his father to peddle sheets and towels from a truck. He tried to induce his father to open a store and sell on credit. "Even then, I was in a hurry to succeed," he recalled.</w:t>
+        <w:t>The Taco Bell experience is one of many indicators that what Mexicans want most is what they couldn't buy before. When the country's economy was closed to most American goods, Mexicans couldn't buy the Raisinettes or Frosted Flakes they saw on imported television programs and in movies -- only weak imitations.</w:t>
         <w:br/>
-        <w:t>He put himself through Boston University, earning money as a hat salesman and by tutoring students. After Army combat service in France in World War II, he went to the Harvard Business School with the help of the G.I. Bill of Rights. It was the first time he had set foot on the Harvard campus.</w:t>
+        <w:t>Under President Carlos Salinas de Gortari, Mexico has been intent on dismantling its import-substitution economy and opening its markets. The doors were cracked ajar in the mid-1980's by lowered tariffs on imported goods. Nafta, which would end tariffs and other trade barriers among the United States, Canada and Mexico over 15 years, would complete the opening of Mexico's economy to the north.</w:t>
         <w:br/>
-        <w:t>In 1950, he started his own business, a dry-goods store, with $1,000 in savings and $9,000 borrowed from his older brother, which was repaid promptly.</w:t>
+        <w:t>Tariffs act as taxes, artificially pushing up prices. Reduce them, as happened in the 1980's, and suddenly imports start showing up on store shelves. At first, Mexicans couldn't get their fill of imported products like Coca-Cola in cans, which until then had been unavailable. But when the novelty died down, people realized they were paying two and three times what it cost for a Mexican-made Coke, and the American-made version didn't even taste as good. North of the border Coca-Cola is made with corn syrup, while Mexican Coke uses sugar, and Mexicans say they can taste the difference.</w:t>
+        <w:br/>
+        <w:t>"Mexicans are willing to try something new," said Francisco Sanchez-Loaeza, president of Panamerican Beverages, the largest Coca-Cola bottler outside the United States. "But they are becoming more and more demanding."</w:t>
+        <w:br/>
+        <w:t>Coca-Cola was one of a limited number of American products available even when the Mexican economy was closed. Mexicans drink more soda than any other people except those in the United States, in part because drinking water here is so risky. Coca-Cola controls 55 percent of the market and, with Government restrictions lifted, is flooding the market with previously unavailable flavors and bottle sizes, including non-returnable two-liter monsters.</w:t>
         <w:br/>
         <w:t xml:space="preserve"> </w:t>
         <w:br/>
-        <w:t>On the Forbes List</w:t>
+        <w:t>Changing Habits</w:t>
         <w:br/>
-        <w:t xml:space="preserve"> Today, Warren Equities and the Warren Companies market petroleum and food products through 300 service stations and convenience stores, operate a wholesale petroleum business along the Atlantic Seaboard and employ 1,600 people in 11 states. The enterprises have a $600 million annual volume and are listed by Forbes as one of America's 400 largest privately held companies.</w:t>
+        <w:t xml:space="preserve"> A big question is how much and how quickly Mexicans will change their shopping habits. Most Mexicans still shop at small stores and street stands -- not surprising in a country where street vending has been well established since Aztec times. They go to the store on average eight times a week, while shoppers in the United States go twice. Tortillas, the Mexican staple, are a big factor, because fresh tortillas, made without preservatives, are considered inedible after a day.</w:t>
         <w:br/>
-        <w:t>Unlike many big-business ventures, the company has no long-term debt and a single owner: Mr. Alpert. He never married, and there are no children to share the fortune.</w:t>
+        <w:t>But habits are changing. Enrique Legoretta, commercial director in Mexico City for the A.C. Nielsen market-research concern, said that once Mexican consumers glimpse the new consumer world, small stores just don't hold their attention any more. In some ways, Mexicans have shown themselves willing to change their whole concept of shopping. The Price Club has opened two successful stores in Mexico City that are about as different from the street-corner mom-and-pop as can be. The stores are warehouses, selling institutional-size cans of peaches and rolls of toilet paper by the dozen. A typical trip requires at least $100 and a car to haul the booty home. With an average income of anywhere from $3,000 to $43,000 a year, and many families without cars, Mexico seems an unlikely fit for the Price Club.</w:t>
         <w:br/>
-        <w:t>Over the years, he has made gifts to the Harvard Business School, Boston University, Albert Einstein College of Medicine and the Sutton Place Synagogue in Manhattan, for which he helped to build a new home. Along the way, he also served in the Agency for International Development in the Kennedy Administration.</w:t>
+        <w:t>But Robert Price, the chairman of the company, said he has done well by targeting the top 10 to 15 percent of Mexicans, those with cars and salaries above $43,000 a year. "We've found that Mexicans at that level are more committed to consumerism than Americans," he said. He said if the trade accord passes, fully a quarter of all Mexicans will wind up in the high-income bracket.</w:t>
+        <w:br/>
+        <w:t>Retailers and free trade supporters are also betting on a similar increase in buying power. They know by experience that the sheen of American products could wear off, but say a trade accord ending tariffs, and therefore lowering consumer prices, would mean that they could successfully compete with domestic products.</w:t>
+        <w:br/>
+        <w:t>For now, imports are still getting a boost from the curiosity built up over so many years of living right alongside the biggest marketplace in the world without being able to fully participate in it.</w:t>
+        <w:br/>
+        <w:t>That was what brought Alicia and Esperanza Rendon Huerta to the new Wal-Mart in Mexico City a recent afternoon. The sisters, both in their 60's, spent more than 500 pesos, almost $200, on many things they admitted they didn't really need, including cookies, napkins and several two-liter bottles of Coke.</w:t>
+        <w:br/>
+        <w:t>"We wanted to see what it was like," they said.</w:t>
+        <w:br/>
+        <w:t>No one really knows whether Nafta would make Mexican wages rise or change what Mexicans buy. But it seems certain that markets on both sides of the Rio Grande are coming together. The new Wal-Mart sells tequilla glasses made in the United States and Superman pajamas made in Mexico. At last count, salsa was outselling catsup in the United States. And Wonder Bread is baking "authentic" soft tortillas.</w:t>
+        <w:br/>
+        <w:br/>
+        <w:t>Graphic</w:t>
+        <w:br/>
         <w:br/>
         <w:t xml:space="preserve"> </w:t>
         <w:br/>
-        <w:t>'Let Them Give Money'</w:t>
+        <w:t>Photo: "Upwardly mobile" -- On weekends at a Mexico City shopping center, Antonio Castruita and his sons race $1,000 U.S.-made model cars and eat McDonald's hamburgers. (Damian Dovarganes for The New York Times) (pg. 1)</w:t>
         <w:br/>
-        <w:t xml:space="preserve"> Mr. Alpert says he plans to urge other business leaders to endow the Harvard Medical School, pointing to buildings near the Warren Alpert Research Building known simply as A, B, C and D. Mr. Alpert deplores this anonymity as "a wasted opportunity."</w:t>
+        <w:t xml:space="preserve"> </w:t>
         <w:br/>
-        <w:t>"Let them give money," he said, "and have a building in their name."</w:t>
+        <w:t>Chart: "What People Think They Need" shows percentage of Mexicans, Americans, and Canadians saying that given items are necessities. (The Mexican figures are from a survey of 400 Mexico City residents conducted in June. The U.S. figures are from a survey of 1,996 people interviewed nationwide in December. The Canadian figures are from a survey of 400 Toronto residents interviewed in June.) (pg. 1)</w:t>
         <w:br/>
-        <w:t>He also intends to prod scientists at the research institute to pursue cures in much the same way he has pushed his own staff to promote business.</w:t>
+        <w:t xml:space="preserve"> </w:t>
         <w:br/>
-        <w:t>Dr. Bernard Fields, chairman of the school's department of microbiology, said medical progress was more likely to be incremental than dramatic. Still, he added: "Some people will be ruffled by his questions, but most will not. Whatever his style, most people will appreciate what he has done for this institution."</w:t>
+        <w:t>Graphs: "What People Have" shows percentage of Mexican, American, and Canadian households with given items. (Source: In-person surveys conducted by Roper Starch Worldwide and INRA [Americas]) (pg. 5)</w:t>
         <w:br/>
-        <w:t>The largest gift to a college or university is believed to have been the $105 million donated in 1979 to Emory University in Atlanta by Robert W. Woodruff, former chairman of Coca-Cola. In 1992, the entrepreneur Henry M. Rowan and his wife, Betty, donated $100 million to Glassboro State College in New Jersey, which was renamed Rowan College. The gift is believed to have been the largest to a public college or university.</w:t>
+        <w:t xml:space="preserve"> </w:t>
+        <w:br/>
+        <w:t>Chart: "Gore vs. Perot: The Weigh-in" gives "vital statistics" for the "sluggers" in the debate Tuesday night over the North American Free Trade Agreement on "Larry King Live." (pg. 5)</w:t>
       </w:r>
     </w:p>
     <w:sectPr>

--- a/example_articles/countries/Mexico/3.countries_Mexico_New_York_Times.docx
+++ b/example_articles/countries/Mexico/3.countries_Mexico_New_York_Times.docx
@@ -7,9 +7,7 @@
         <w:pStyle w:val="Heading1"/>
       </w:pPr>
       <w:r>
-        <w:t>THE WORLD: Urger to Splurge;</w:t>
-        <w:br/>
-        <w:t>Mexico's Hunger for U.S. Goods Is Helping to Sell the Trade Pact</w:t>
+        <w:t>WOES ENGULF MEXICAN STORES</w:t>
       </w:r>
     </w:p>
     <w:p>
@@ -19,22 +17,22 @@
     </w:p>
     <w:p>
       <w:r>
-        <w:t>Date: 1993-11-07</w:t>
+        <w:t>Date: 1986-04-14</w:t>
       </w:r>
     </w:p>
     <w:p>
       <w:r>
-        <w:t>Section: Section 4;; Section 4; Page 1; Column 3; Week In Review Desk; Column 3;</w:t>
+        <w:t>Section: Section D; Page 12, Column 4; Financial Desk</w:t>
       </w:r>
     </w:p>
     <w:p>
       <w:r>
-        <w:t>Source file: NYT/51.DOCX</w:t>
+        <w:t>Source file: NYT/47.DOCX</w:t>
       </w:r>
     </w:p>
     <w:p>
       <w:r>
-        <w:t>Raw locations result, 'locations': ['Mexico (country)']</w:t>
+        <w:t>Raw locations result, 'locations': ['Mexico']</w:t>
       </w:r>
     </w:p>
     <w:p>
@@ -51,55 +49,79 @@
     </w:p>
     <w:p>
       <w:r>
-        <w:t>PITCHMEN for the North American Free Trade Agreement always focus on the consumer paradise presented by Mexico's young and growing population: 85 million people, more than half of them under 25 years old, with slowly rising wages but a seemingly insatiable appetite for things made in the U.S.A.</w:t>
+        <w:t>While inspecting one of his stores recently, Felipe Garcia, president of Almacenes Garcia, a chain of discount variety stores here and in other major Mexican cities, spied a female mannequin without hands.</w:t>
         <w:br/>
-        <w:t>In fact, trade with Mexico already is big business. Mexico imports more than $42 billion in goods and services from the United States, more than three times what it was in 1986, when the Government began lowering tariffs on imports so that some American goods could compete with their less desirable Mexican imitations. Treasury Secretary Lloyd Bentsen, an old Mexico hand, says that with Nafta, trade with Mexico will grow by another $10 billion in three years.</w:t>
+        <w:t>Clearly distressed, he shielded his eyes with one hand and turned away, saying: ''I try not to notice things like this. The mannequin ought to have hands. But if we don't buy new hands, the money we save is important to us.''</w:t>
         <w:br/>
-        <w:t>No doubt the argument that Mexico offers vast trade opportunities will be made Tuesday night as Vice President Al Gore presents the Clinton Administration's case for the accord in a televised debate with Ross Perot, Nafta's chief critic. President Clinton, who last week escalated his campaign for approval of the agreement in the face of its discouraging prospects in a scheduled vote in the House a week from Wednesday, is working hard to convince Congress that rising trade with Mexico will more than make up for the American jobs that could be lost because of lower wages south of the border.</w:t>
+        <w:t>The mannequin is symbolic both of the economic crisis that has gripped Mexico for several years and the pressures that engulf midsized companies such as Almacenes Garcia as they cope with soaring inflation, an almost total absence of bank credit, cash flow problems and shrinking consumer buying power.</w:t>
         <w:br/>
-        <w:t>For those already involved in the Mexican market, the demand for American products is obvious. Mexicans spent $450 per capita on American goods in 1992, more than consumers in Japan or European countries. The Marlboro man still gallops headlong across television screens here. Wal-Mart recently opened a megacenter in a working-class neighborhood in Mexico City, and J.C. Penney and Kmart will be here soon too. Compact disks can now be bought at Tower Records, mufflers can be replaced at Midas and, at select supermarkets, shoppers can take advantage of promotions offering a stack of fresh corn tortillas free with the purchase of Hostess hamburger rolls.</w:t>
-        <w:br/>
-        <w:t>But although more than 70 percent of everything Mexico imports comes from the United States, not everything American sells. And there is evidence that Mexican consumers could turn fickle once the novelty of widely available American goods wears off. More problematic for American exporters, traditional market research has rarely been able to crack the intricacies of Mexico, where much income is unreported and households routinely cover several generations.</w:t>
-        <w:br/>
-        <w:t>"Even the best statistician would have the hardest time here," said Juan Suberville, general director of two Kmart stores set to open on Mexico City's outskirts next spring. "Mostly, you work on gut feelings."</w:t>
-        <w:br/>
-        <w:t>Taco Bell found out the hard way. Intent on grabbing a niche in Mexico, the Pepsico subsidiary conducted market research that suggested that its fast-food expertise and consistent product could overcome the coals-to-Newcastle disadvantages of trying to sell American tacos here. It opened a stand in a Mexico City parking lot last year and planned 25 more in a year.</w:t>
+        <w:t>Almacenes Garcia, which has 18 stores, including five in the Mexico City area, caters to the Mexican working class. Its customers are laborers, secretaries, government and factory workers - people who earn the minimum wage of less than $100 a month or slightly above.</w:t>
         <w:br/>
         <w:t xml:space="preserve"> </w:t>
         <w:br/>
-        <w:t>Opening the Doors</w:t>
+        <w:t>Expansion Planned</w:t>
         <w:br/>
-        <w:t xml:space="preserve"> But only three others ever opened, and none is a runaway success. Company officials say their mistake was to focus too much on Mexican manners, changing their menu and style to be more authentically Mexican. It turned out that what Mexicans wanted was authentically American tacos served in a clean restaurant away from traffic fumes.</w:t>
+        <w:t>It was founded 46 years ago by Mr. Garcia's father, who sold only cloth. The company remains family owned, but now employs 1,000 people and has ambitions to open several more stores.</w:t>
         <w:br/>
-        <w:t>The Taco Bell experience is one of many indicators that what Mexicans want most is what they couldn't buy before. When the country's economy was closed to most American goods, Mexicans couldn't buy the Raisinettes or Frosted Flakes they saw on imported television programs and in movies -- only weak imitations.</w:t>
+        <w:t>If the chain, which sells everything from clothes to housewares to toys at discount prices, can be compared to an American retail operation, it might be a smaller version of the K Mart Corporation.</w:t>
         <w:br/>
-        <w:t>Under President Carlos Salinas de Gortari, Mexico has been intent on dismantling its import-substitution economy and opening its markets. The doors were cracked ajar in the mid-1980's by lowered tariffs on imported goods. Nafta, which would end tariffs and other trade barriers among the United States, Canada and Mexico over 15 years, would complete the opening of Mexico's economy to the north.</w:t>
+        <w:t>Almacenes Garcia's customers are among the hardest hit by the economic crisis that emerged in Mexico at the beginning of this decade and that has grown steadily worse as the price of crude oil, this country's main source of foreign exchange and the engine that has driven its economy, has plummeted.</w:t>
         <w:br/>
-        <w:t>Tariffs act as taxes, artificially pushing up prices. Reduce them, as happened in the 1980's, and suddenly imports start showing up on store shelves. At first, Mexicans couldn't get their fill of imported products like Coca-Cola in cans, which until then had been unavailable. But when the novelty died down, people realized they were paying two and three times what it cost for a Mexican-made Coke, and the American-made version didn't even taste as good. North of the border Coca-Cola is made with corn syrup, while Mexican Coke uses sugar, and Mexicans say they can taste the difference.</w:t>
-        <w:br/>
-        <w:t>"Mexicans are willing to try something new," said Francisco Sanchez-Loaeza, president of Panamerican Beverages, the largest Coca-Cola bottler outside the United States. "But they are becoming more and more demanding."</w:t>
-        <w:br/>
-        <w:t>Coca-Cola was one of a limited number of American products available even when the Mexican economy was closed. Mexicans drink more soda than any other people except those in the United States, in part because drinking water here is so risky. Coca-Cola controls 55 percent of the market and, with Government restrictions lifted, is flooding the market with previously unavailable flavors and bottle sizes, including non-returnable two-liter monsters.</w:t>
+        <w:t>Annual inflation during the last three years has ranged as high as 100 percent, with last year's level at 58 percent. But wages have not kept up. The real purchasing power of the typical Mexican worker has shrunk to levels of 25 years ago.</w:t>
         <w:br/>
         <w:t xml:space="preserve"> </w:t>
         <w:br/>
-        <w:t>Changing Habits</w:t>
+        <w:t>'They Are Buying Less'</w:t>
         <w:br/>
-        <w:t xml:space="preserve"> A big question is how much and how quickly Mexicans will change their shopping habits. Most Mexicans still shop at small stores and street stands -- not surprising in a country where street vending has been well established since Aztec times. They go to the store on average eight times a week, while shoppers in the United States go twice. Tortillas, the Mexican staple, are a big factor, because fresh tortillas, made without preservatives, are considered inedible after a day.</w:t>
+        <w:t>''Our biggest problem is that our customers don't have much money to buy our goods, so they are buying less,'' said Mr. Garcia, who hopes that Almacenes Garcia will generate gross sales this year equivalent to $20 million, based on the current peso exchange rate.</w:t>
         <w:br/>
-        <w:t>But habits are changing. Enrique Legoretta, commercial director in Mexico City for the A.C. Nielsen market-research concern, said that once Mexican consumers glimpse the new consumer world, small stores just don't hold their attention any more. In some ways, Mexicans have shown themselves willing to change their whole concept of shopping. The Price Club has opened two successful stores in Mexico City that are about as different from the street-corner mom-and-pop as can be. The stores are warehouses, selling institutional-size cans of peaches and rolls of toilet paper by the dozen. A typical trip requires at least $100 and a car to haul the booty home. With an average income of anywhere from $3,000 to $43,000 a year, and many families without cars, Mexico seems an unlikely fit for the Price Club.</w:t>
+        <w:t>Mr. Garcia and his store managers have watched their customers' buying habits change in the last five years. ''People come into the store and ask me, 'What's your special today?' '' said Mario Canton, the manager of Almacenes Garcia's outlet in the Tacubaya section of Mexico City.</w:t>
         <w:br/>
-        <w:t>But Robert Price, the chairman of the company, said he has done well by targeting the top 10 to 15 percent of Mexicans, those with cars and salaries above $43,000 a year. "We've found that Mexicans at that level are more committed to consumerism than Americans," he said. He said if the trade accord passes, fully a quarter of all Mexicans will wind up in the high-income bracket.</w:t>
+        <w:t>He added: ''They buy only what we have on special. Then they go across the street to our competition and buy only what they have on special. Then they go around the corner to the other store we compete with and buy their specials.''</w:t>
         <w:br/>
-        <w:t>Retailers and free trade supporters are also betting on a similar increase in buying power. They know by experience that the sheen of American products could wear off, but say a trade accord ending tariffs, and therefore lowering consumer prices, would mean that they could successfully compete with domestic products.</w:t>
+        <w:t>It is also a common sight to see Almacenes Garcia customers laboriously adding up the cost of their purchases and then returning some items to the shelves or abandoning them at the checkout counter as the total on the register exceeds what they have or want to spend. ''Such behavior was unusual for us a few years ago,'' Mr. Garcia lamented.</w:t>
         <w:br/>
-        <w:t>For now, imports are still getting a boost from the curiosity built up over so many years of living right alongside the biggest marketplace in the world without being able to fully participate in it.</w:t>
+        <w:t>The shrinking peso, coupled with shrinking wages, means that when Almacenes Garcia charts its gross sales between 1978 and 1985, using constant 1978 pesos, the chain's total sales are down 35 percent. Mr. Garcia said other retail companies of a similar size have had the same experience.</w:t>
         <w:br/>
-        <w:t>That was what brought Alicia and Esperanza Rendon Huerta to the new Wal-Mart in Mexico City a recent afternoon. The sisters, both in their 60's, spent more than 500 pesos, almost $200, on many things they admitted they didn't really need, including cookies, napkins and several two-liter bottles of Coke.</w:t>
+        <w:t xml:space="preserve"> </w:t>
         <w:br/>
-        <w:t>"We wanted to see what it was like," they said.</w:t>
+        <w:t>A General Belt-Tightening</w:t>
         <w:br/>
-        <w:t>No one really knows whether Nafta would make Mexican wages rise or change what Mexicans buy. But it seems certain that markets on both sides of the Rio Grande are coming together. The new Wal-Mart sells tequilla glasses made in the United States and Superman pajamas made in Mexico. At last count, salsa was outselling catsup in the United States. And Wonder Bread is baking "authentic" soft tortillas.</w:t>
+        <w:t>While store traffic has remained constant, or even increased, customers who in better times bought six shirts a year now buy three, and lower-level bureaucrats who might have bought two or three suits a year now buy one. Shoe sales are down as customers increasingly have old ones repaired.</w:t>
+        <w:br/>
+        <w:t>All this has meant that Almacenes Garcia's buyers have had to find cheaper goods to sell - the best shirts, which used to be an even blend of cotton and polyester, are now only 20 percent cotton - in order to assure as rapid a turnover of inventory as possible. Otherwise inflation would eliminate the chain's profits.</w:t>
+        <w:br/>
+        <w:t>Examining the tag on the sleeve of a women's spring suit for sale in the Tacubaya store, Mr. Garcia gave a lesson in high turnover marketing. Eight of the suits had been hung on the rack a few days before, priced at 9,500 pesos each, or just under $20.</w:t>
+        <w:br/>
+        <w:t>''Saturday is our biggest day,'' he said. ''If after two Saturdays less than four units have been sold, we will lower the price 20 percent. After two Saturdays more we will lower the price again.''</w:t>
+        <w:br/>
+        <w:t>Should any of the suits still not sell, they will go to a bin of clothing bargains with the price drastically slashed.</w:t>
+        <w:br/>
+        <w:t>''After 90 days they have to be out of the store or we are in trouble,'' Mr. Garcia said.</w:t>
+        <w:br/>
+        <w:t xml:space="preserve"> </w:t>
+        <w:br/>
+        <w:t>Money Is Tight</w:t>
+        <w:br/>
+        <w:t>Lack of credit is the other major problem that faces Almacenes Garcia and most other Mexican businesses.</w:t>
+        <w:br/>
+        <w:t>Seeking to rein in the economy's rampant inflation and deficit spending that last year approached 10 percent of the gross domestic product, the Government has adopted an extremely tight monetary policy. It has virtually dried up all credit in pesos for the private sector. Interest rates on the funds available are in the 70 percent range, sometimes with a 20 percent placement fee for a loan.</w:t>
+        <w:br/>
+        <w:t>''Because we are an old and prestigious company, I probably could get a loan,'' Mr. Garcia said. ''But with a 500-million-peso line of credit I really couldn't expect more than 250 million.''</w:t>
+        <w:br/>
+        <w:t>If the company expands as planned, though, it will need some long-term credit. ''Between now and next June, I really don't know where we are going to get the capital we need,'' Mr. Garcia said.</w:t>
+        <w:br/>
+        <w:t xml:space="preserve"> </w:t>
+        <w:br/>
+        <w:t>Bond Issue Planned</w:t>
+        <w:br/>
+        <w:t>But there may be a solution in July when the company plans to sell on the open market about $3.2 million in bonds, equivalent to about 1.55 billion pesos based on the current exchange rate. The bonds will pay interest of 7 points above the Government's certificates of deposit, or above 70 percent.</w:t>
+        <w:br/>
+        <w:t>The chain's suppliers face similar problems. Five years ago, they might have offered credit for 90 to 120 days. Now some want cash up front, and others will not ship new merchandise if accounts are more than 30 days in arrears.</w:t>
+        <w:br/>
+        <w:t>But Mr. Garcia remains optimistic. ''We managed to make some money last year - not much, but we were profitable,'' he said. ''We did it by working very hard, not looking away for a single minute.''</w:t>
+        <w:br/>
+        <w:t>This year will be difficult, he predicted. ''But next year will improve,'' he added.</w:t>
         <w:br/>
         <w:br/>
         <w:t>Graphic</w:t>
@@ -107,19 +129,7 @@
         <w:br/>
         <w:t xml:space="preserve"> </w:t>
         <w:br/>
-        <w:t>Photo: "Upwardly mobile" -- On weekends at a Mexico City shopping center, Antonio Castruita and his sons race $1,000 U.S.-made model cars and eat McDonald's hamburgers. (Damian Dovarganes for The New York Times) (pg. 1)</w:t>
-        <w:br/>
-        <w:t xml:space="preserve"> </w:t>
-        <w:br/>
-        <w:t>Chart: "What People Think They Need" shows percentage of Mexicans, Americans, and Canadians saying that given items are necessities. (The Mexican figures are from a survey of 400 Mexico City residents conducted in June. The U.S. figures are from a survey of 1,996 people interviewed nationwide in December. The Canadian figures are from a survey of 400 Toronto residents interviewed in June.) (pg. 1)</w:t>
-        <w:br/>
-        <w:t xml:space="preserve"> </w:t>
-        <w:br/>
-        <w:t>Graphs: "What People Have" shows percentage of Mexican, American, and Canadian households with given items. (Source: In-person surveys conducted by Roper Starch Worldwide and INRA [Americas]) (pg. 5)</w:t>
-        <w:br/>
-        <w:t xml:space="preserve"> </w:t>
-        <w:br/>
-        <w:t>Chart: "Gore vs. Perot: The Weigh-in" gives "vital statistics" for the "sluggers" in the debate Tuesday night over the North American Free Trade Agreement on "Larry King Live." (pg. 5)</w:t>
+        <w:t>Photo of Felipe Garcia, president of Almacenes Garcia, with Mario Canton, chain store manager (NYT/Patricia Alisau)</w:t>
       </w:r>
     </w:p>
     <w:sectPr>
